--- a/legal_docs/08_風險評估與備案說明書.docx
+++ b/legal_docs/08_風險評估與備案說明書.docx
@@ -4,100 +4,372 @@
   <w:body>
     <w:p>
       <w:pPr>
-        <w:spacing w:after="240" w:before="0"/>
+        <w:spacing w:before="240" w:after="120"/>
       </w:pPr>
       <w:r>
         <w:rPr>
-          <w:rFonts w:ascii="PingFang TC" w:hAnsi="PingFang TC"/>
           <w:b/>
-          <w:color w:val="A83212"/>
-          <w:sz w:val="36"/>
+          <w:color w:val="0F172A"/>
+          <w:sz w:val="32"/>
         </w:rPr>
-        <w:t>富宇大境（A2 區）調處風險評估、產權持分查核與備案路徑</w:t>
+        <w:t>富宇大境（A2 區）調處程序風險評估、產權持分查核與備案路徑</w:t>
       </w:r>
     </w:p>
     <w:p>
-      <w:pPr>
-        <w:spacing w:after="120" w:line="312" w:lineRule="auto"/>
-      </w:pPr>
       <w:r>
-        <w:rPr>
-          <w:rFonts w:ascii="PingFang TC" w:hAnsi="PingFang TC"/>
-          <w:color w:val="2D3748"/>
-          <w:sz w:val="20"/>
-        </w:rPr>
-        <w:t># 富宇大境（A2 區）調處程序風險評估、產權持分查核與備案路徑</w:t>
+        <w:t>#### 一、產權持分關鍵查核：基地公同共有持分對第 53 條主張之深遠影響</w:t>
       </w:r>
     </w:p>
     <w:p>
-      <w:pPr>
-        <w:spacing w:before="200" w:after="80"/>
-      </w:pPr>
       <w:r>
-        <w:rPr>
-          <w:rFonts w:ascii="PingFang TC" w:hAnsi="PingFang TC"/>
-          <w:b/>
-          <w:color w:val="D97706"/>
-          <w:sz w:val="24"/>
-        </w:rPr>
-        <w:t>一、產權持分關鍵查核：基地公同共有持分對第 53 條主張之深遠影響</w:t>
-      </w:r>
-    </w:p>
-    <w:p>
-      <w:pPr>
-        <w:spacing w:after="120" w:line="312" w:lineRule="auto"/>
-      </w:pPr>
-      <w:r>
-        <w:rPr>
-          <w:rFonts w:ascii="PingFang TC" w:hAnsi="PingFang TC"/>
-          <w:color w:val="2D3748"/>
-          <w:sz w:val="20"/>
-        </w:rPr>
         <w:t>送件前必須立即調閱 A2 區 6 戶建物與土地第一類登記謄本，確認 6 戶是否持有社區內部私設道路（如 642 巷）或法定空地之持分：</w:t>
       </w:r>
     </w:p>
     <w:p>
-      <w:pPr>
-        <w:spacing w:after="120" w:line="312" w:lineRule="auto"/>
-      </w:pPr>
+      <w:r>
+        <w:t xml:space="preserve">1. </w:t>
+      </w:r>
       <w:r>
         <w:rPr>
-          <w:rFonts w:ascii="PingFang TC" w:hAnsi="PingFang TC"/>
-          <w:color w:val="2D3748"/>
-          <w:sz w:val="20"/>
+          <w:b/>
         </w:rPr>
-        <w:t>1. 若 A2「無」內部私設道路與空地持分：物權上純屬相鄰土地關係，第 53 條「設施無整體不可分性」之論述無懈可擊，調處委員極易採信。</w:t>
+        <w:t>若 A2「無」內部私設道路與空地持分</w:t>
+      </w:r>
+      <w:r>
+        <w:t>：物權上純屬相鄰土地關係，第 53 條「設施無整體不可分性」之論述無懈可擊，調處委員極易採信。</w:t>
       </w:r>
     </w:p>
     <w:p>
-      <w:pPr>
-        <w:spacing w:after="120" w:line="312" w:lineRule="auto"/>
-      </w:pPr>
+      <w:r>
+        <w:t xml:space="preserve">2. </w:t>
+      </w:r>
       <w:r>
         <w:rPr>
-          <w:rFonts w:ascii="PingFang TC" w:hAnsi="PingFang TC"/>
-          <w:color w:val="2D3748"/>
-          <w:sz w:val="20"/>
+          <w:b/>
         </w:rPr>
-        <w:t>2. 若 A2「仍持有」內部共有道路持分：管委會必主張產權共有即具不可分性。防禦策略：向調處會說明「物權共有」與「管理範圍」為二事，A2 願切結放棄實質使用權以排除管理依賴，產權處分不影響內部通行，藉此化解物權爭議。</w:t>
+        <w:t>若 A2「仍持有」內部共有道路持分</w:t>
+      </w:r>
+      <w:r>
+        <w:t>：管委會必主張產權共有即具不可分性。防禦策略：向調處會說明「物權共有」與「管理範圍」為二事，A2 願切結放棄實質使用權以排除管理依賴，產權處分不影響內部通行，藉此化解物權爭議。</w:t>
       </w:r>
     </w:p>
     <w:p>
-      <w:pPr>
-        <w:spacing w:before="200" w:after="80"/>
-      </w:pPr>
       <w:r>
-        <w:rPr>
-          <w:rFonts w:ascii="PingFang TC" w:hAnsi="PingFang TC"/>
-          <w:b/>
-          <w:color w:val="D97706"/>
-          <w:sz w:val="24"/>
-        </w:rPr>
-        <w:t>二、調處程序之雙重結果與三軌備案路徑評估</w:t>
+        <w:t>---</w:t>
       </w:r>
     </w:p>
+    <w:p>
+      <w:r>
+        <w:t>#### 二、調處程序之雙重結果與三軌備案路徑評估</w:t>
+      </w:r>
+    </w:p>
+    <w:tbl>
+      <w:tblPr>
+        <w:tblW w:type="auto" w:w="0"/>
+        <w:jc w:val="center"/>
+        <w:tblLook w:firstColumn="1" w:firstRow="1" w:lastColumn="0" w:lastRow="0" w:noHBand="0" w:noVBand="1" w:val="04A0"/>
+      </w:tblPr>
+      <w:tblGrid>
+        <w:gridCol w:w="2484"/>
+        <w:gridCol w:w="2484"/>
+        <w:gridCol w:w="2484"/>
+        <w:gridCol w:w="2484"/>
+      </w:tblGrid>
+      <w:tr>
+        <w:tc>
+          <w:tcPr>
+            <w:tcW w:type="dxa" w:w="2484"/>
+            <w:shd w:fill="F1F5F9"/>
+          </w:tcPr>
+          <w:p>
+            <w:pPr>
+              <w:spacing w:after="40" w:line="276" w:lineRule="auto"/>
+            </w:pPr>
+            <w:r>
+              <w:rPr>
+                <w:rFonts w:ascii="Microsoft JhengHei" w:hAnsi="Microsoft JhengHei"/>
+                <w:b/>
+                <w:color w:val="0F172A"/>
+                <w:sz w:val="19"/>
+              </w:rPr>
+              <w:t>路徑順位</w:t>
+            </w:r>
+          </w:p>
+        </w:tc>
+        <w:tc>
+          <w:tcPr>
+            <w:tcW w:type="dxa" w:w="2484"/>
+            <w:shd w:fill="F1F5F9"/>
+          </w:tcPr>
+          <w:p>
+            <w:pPr>
+              <w:spacing w:after="40" w:line="276" w:lineRule="auto"/>
+            </w:pPr>
+            <w:r>
+              <w:rPr>
+                <w:rFonts w:ascii="Microsoft JhengHei" w:hAnsi="Microsoft JhengHei"/>
+                <w:b/>
+                <w:color w:val="0F172A"/>
+                <w:sz w:val="19"/>
+              </w:rPr>
+              <w:t>推動路徑與實施方式</w:t>
+            </w:r>
+          </w:p>
+        </w:tc>
+        <w:tc>
+          <w:tcPr>
+            <w:tcW w:type="dxa" w:w="2484"/>
+            <w:shd w:fill="F1F5F9"/>
+          </w:tcPr>
+          <w:p>
+            <w:pPr>
+              <w:spacing w:after="40" w:line="276" w:lineRule="auto"/>
+            </w:pPr>
+            <w:r>
+              <w:rPr>
+                <w:rFonts w:ascii="Microsoft JhengHei" w:hAnsi="Microsoft JhengHei"/>
+                <w:b/>
+                <w:color w:val="0F172A"/>
+                <w:sz w:val="19"/>
+              </w:rPr>
+              <w:t>法定要件與門檻</w:t>
+            </w:r>
+          </w:p>
+        </w:tc>
+        <w:tc>
+          <w:tcPr>
+            <w:tcW w:type="dxa" w:w="2484"/>
+            <w:shd w:fill="F1F5F9"/>
+          </w:tcPr>
+          <w:p>
+            <w:pPr>
+              <w:spacing w:after="40" w:line="276" w:lineRule="auto"/>
+            </w:pPr>
+            <w:r>
+              <w:rPr>
+                <w:rFonts w:ascii="Microsoft JhengHei" w:hAnsi="Microsoft JhengHei"/>
+                <w:b/>
+                <w:color w:val="0F172A"/>
+                <w:sz w:val="19"/>
+              </w:rPr>
+              <w:t>勝算與風險評估</w:t>
+            </w:r>
+          </w:p>
+        </w:tc>
+      </w:tr>
+      <w:tr>
+        <w:tc>
+          <w:tcPr>
+            <w:tcW w:type="dxa" w:w="2484"/>
+          </w:tcPr>
+          <w:p>
+            <w:pPr>
+              <w:spacing w:after="40" w:line="276" w:lineRule="auto"/>
+            </w:pPr>
+            <w:r>
+              <w:rPr>
+                <w:rFonts w:ascii="Microsoft JhengHei" w:hAnsi="Microsoft JhengHei"/>
+                <w:sz w:val="19"/>
+              </w:rPr>
+              <w:t>第一軌（最優途徑）</w:t>
+            </w:r>
+          </w:p>
+        </w:tc>
+        <w:tc>
+          <w:tcPr>
+            <w:tcW w:type="dxa" w:w="2484"/>
+          </w:tcPr>
+          <w:p>
+            <w:pPr>
+              <w:spacing w:after="40" w:line="276" w:lineRule="auto"/>
+            </w:pPr>
+            <w:r>
+              <w:rPr>
+                <w:rFonts w:ascii="Microsoft JhengHei" w:hAnsi="Microsoft JhengHei"/>
+                <w:sz w:val="19"/>
+              </w:rPr>
+              <w:t>調處成立 ➔ 區權會審議&lt;br&gt;管委會於調處會同意提案，排入大會議程依 §31 審議；流會則轉入 §32 重新召集。</w:t>
+            </w:r>
+          </w:p>
+        </w:tc>
+        <w:tc>
+          <w:tcPr>
+            <w:tcW w:type="dxa" w:w="2484"/>
+          </w:tcPr>
+          <w:p>
+            <w:pPr>
+              <w:spacing w:after="40" w:line="276" w:lineRule="auto"/>
+            </w:pPr>
+            <w:r>
+              <w:rPr>
+                <w:rFonts w:ascii="Microsoft JhengHei" w:hAnsi="Microsoft JhengHei"/>
+                <w:sz w:val="19"/>
+              </w:rPr>
+              <w:t>§31 需 161 戶出席；&lt;br&gt;§32 僅需 49 戶出席。</w:t>
+            </w:r>
+          </w:p>
+        </w:tc>
+        <w:tc>
+          <w:tcPr>
+            <w:tcW w:type="dxa" w:w="2484"/>
+          </w:tcPr>
+          <w:p>
+            <w:pPr>
+              <w:spacing w:after="40" w:line="276" w:lineRule="auto"/>
+            </w:pPr>
+            <w:r>
+              <w:rPr>
+                <w:rFonts w:ascii="Microsoft JhengHei" w:hAnsi="Microsoft JhengHei"/>
+                <w:sz w:val="19"/>
+              </w:rPr>
+              <w:t>勝算最高 (80%)&lt;br&gt;兼顧合法合規與大社區共識。</w:t>
+            </w:r>
+          </w:p>
+        </w:tc>
+      </w:tr>
+      <w:tr>
+        <w:tc>
+          <w:tcPr>
+            <w:tcW w:type="dxa" w:w="2484"/>
+          </w:tcPr>
+          <w:p>
+            <w:pPr>
+              <w:spacing w:after="40" w:line="276" w:lineRule="auto"/>
+            </w:pPr>
+            <w:r>
+              <w:rPr>
+                <w:rFonts w:ascii="Microsoft JhengHei" w:hAnsi="Microsoft JhengHei"/>
+                <w:sz w:val="19"/>
+              </w:rPr>
+              <w:t>第二軌（次佳途徑）</w:t>
+            </w:r>
+          </w:p>
+        </w:tc>
+        <w:tc>
+          <w:tcPr>
+            <w:tcW w:type="dxa" w:w="2484"/>
+          </w:tcPr>
+          <w:p>
+            <w:pPr>
+              <w:spacing w:after="40" w:line="276" w:lineRule="auto"/>
+            </w:pPr>
+            <w:r>
+              <w:rPr>
+                <w:rFonts w:ascii="Microsoft JhengHei" w:hAnsi="Microsoft JhengHei"/>
+                <w:sz w:val="19"/>
+              </w:rPr>
+              <w:t>調處不成立 ➔ 住戶連署召集&lt;br&gt;依第 25 條由全體 1/5 區權人連署，請求主委召開臨時大會；不開則報請公所指定召集人。</w:t>
+            </w:r>
+          </w:p>
+        </w:tc>
+        <w:tc>
+          <w:tcPr>
+            <w:tcW w:type="dxa" w:w="2484"/>
+          </w:tcPr>
+          <w:p>
+            <w:pPr>
+              <w:spacing w:after="40" w:line="276" w:lineRule="auto"/>
+            </w:pPr>
+            <w:r>
+              <w:rPr>
+                <w:rFonts w:ascii="Microsoft JhengHei" w:hAnsi="Microsoft JhengHei"/>
+                <w:sz w:val="19"/>
+              </w:rPr>
+              <w:t>需富宇大地全區至少 49 戶連署。</w:t>
+            </w:r>
+          </w:p>
+        </w:tc>
+        <w:tc>
+          <w:tcPr>
+            <w:tcW w:type="dxa" w:w="2484"/>
+          </w:tcPr>
+          <w:p>
+            <w:pPr>
+              <w:spacing w:after="40" w:line="276" w:lineRule="auto"/>
+            </w:pPr>
+            <w:r>
+              <w:rPr>
+                <w:rFonts w:ascii="Microsoft JhengHei" w:hAnsi="Microsoft JhengHei"/>
+                <w:sz w:val="19"/>
+              </w:rPr>
+              <w:t>勝算中等 (60%)&lt;br&gt;需跨區爭取友善住戶連署支持。</w:t>
+            </w:r>
+          </w:p>
+        </w:tc>
+      </w:tr>
+      <w:tr>
+        <w:tc>
+          <w:tcPr>
+            <w:tcW w:type="dxa" w:w="2484"/>
+          </w:tcPr>
+          <w:p>
+            <w:pPr>
+              <w:spacing w:after="40" w:line="276" w:lineRule="auto"/>
+            </w:pPr>
+            <w:r>
+              <w:rPr>
+                <w:rFonts w:ascii="Microsoft JhengHei" w:hAnsi="Microsoft JhengHei"/>
+                <w:sz w:val="19"/>
+              </w:rPr>
+              <w:t>第三軌（最後手段）</w:t>
+            </w:r>
+          </w:p>
+        </w:tc>
+        <w:tc>
+          <w:tcPr>
+            <w:tcW w:type="dxa" w:w="2484"/>
+          </w:tcPr>
+          <w:p>
+            <w:pPr>
+              <w:spacing w:after="40" w:line="276" w:lineRule="auto"/>
+            </w:pPr>
+            <w:r>
+              <w:rPr>
+                <w:rFonts w:ascii="Microsoft JhengHei" w:hAnsi="Microsoft JhengHei"/>
+                <w:sz w:val="19"/>
+              </w:rPr>
+              <w:t>司法訴訟（民事確認之訴）&lt;br&gt;訴請法院「確認原告 6 戶與富宇大地管委會管理維護關係不存在」並返還基金。</w:t>
+            </w:r>
+          </w:p>
+        </w:tc>
+        <w:tc>
+          <w:tcPr>
+            <w:tcW w:type="dxa" w:w="2484"/>
+          </w:tcPr>
+          <w:p>
+            <w:pPr>
+              <w:spacing w:after="40" w:line="276" w:lineRule="auto"/>
+            </w:pPr>
+            <w:r>
+              <w:rPr>
+                <w:rFonts w:ascii="Microsoft JhengHei" w:hAnsi="Microsoft JhengHei"/>
+                <w:sz w:val="19"/>
+              </w:rPr>
+              <w:t>司法實務高度尊重規約自治，訴訟歷時 1-2 年。</w:t>
+            </w:r>
+          </w:p>
+        </w:tc>
+        <w:tc>
+          <w:tcPr>
+            <w:tcW w:type="dxa" w:w="2484"/>
+          </w:tcPr>
+          <w:p>
+            <w:pPr>
+              <w:spacing w:after="40" w:line="276" w:lineRule="auto"/>
+            </w:pPr>
+            <w:r>
+              <w:rPr>
+                <w:rFonts w:ascii="Microsoft JhengHei" w:hAnsi="Microsoft JhengHei"/>
+                <w:sz w:val="19"/>
+              </w:rPr>
+              <w:t>勝算偏低 (35-40%)&lt;br&gt;極易遭以規約未變更欠缺保護必要駁回。</w:t>
+            </w:r>
+          </w:p>
+        </w:tc>
+      </w:tr>
+    </w:tbl>
     <w:sectPr>
-      <w:pgSz w:w="11909" w:h="16834"/>
+      <w:pgSz w:w="12240" w:h="15840"/>
       <w:pgMar w:top="1152" w:right="1152" w:bottom="1152" w:left="1152" w:header="720" w:footer="720" w:gutter="0"/>
       <w:cols w:space="720"/>
       <w:docGrid w:linePitch="360"/>
@@ -469,6 +741,14 @@
     <w:name w:val="Normal"/>
     <w:qFormat/>
     <w:rsid w:val="00FC693F"/>
+    <w:pPr>
+      <w:spacing w:line="324" w:lineRule="auto" w:after="80"/>
+    </w:pPr>
+    <w:rPr>
+      <w:rFonts w:ascii="Microsoft JhengHei" w:hAnsi="Microsoft JhengHei"/>
+      <w:color w:val="1E293B"/>
+      <w:sz w:val="22"/>
+    </w:rPr>
   </w:style>
   <w:style w:type="paragraph" w:styleId="Header">
     <w:name w:val="header"/>
